--- a/Practice_3/practice_3_report.docx
+++ b/Practice_3/practice_3_report.docx
@@ -218,51 +218,7 @@
           <w:szCs w:val="28"/>
           <w:lang w:eastAsia="uk-UA"/>
         </w:rPr>
-        <w:t xml:space="preserve">до </w:t>
-      </w:r>
-      <w:r>
-        <w:rPr>
-          <w:rFonts w:ascii="Times New Roman" w:eastAsia="Times New Roman" w:hAnsi="Times New Roman" w:cs="Times New Roman"/>
-          <w:b/>
-          <w:bCs/>
-          <w:sz w:val="28"/>
-          <w:szCs w:val="28"/>
-          <w:lang w:eastAsia="uk-UA"/>
-        </w:rPr>
-        <w:t xml:space="preserve">практичної </w:t>
-      </w:r>
-      <w:r>
-        <w:rPr>
-          <w:rFonts w:ascii="Times New Roman" w:eastAsia="Times New Roman" w:hAnsi="Times New Roman" w:cs="Times New Roman"/>
-          <w:b/>
-          <w:bCs/>
-          <w:sz w:val="28"/>
-          <w:szCs w:val="28"/>
-          <w:lang w:eastAsia="uk-UA"/>
-        </w:rPr>
-        <w:t>роботи №</w:t>
-      </w:r>
-      <w:r>
-        <w:rPr>
-          <w:rFonts w:ascii="Times New Roman" w:eastAsia="Times New Roman" w:hAnsi="Times New Roman" w:cs="Times New Roman"/>
-          <w:b/>
-          <w:bCs/>
-          <w:sz w:val="28"/>
-          <w:szCs w:val="28"/>
-          <w:lang w:eastAsia="uk-UA"/>
-        </w:rPr>
-        <w:t>3</w:t>
-      </w:r>
-      <w:r>
-        <w:rPr>
-          <w:rFonts w:ascii="Times New Roman" w:eastAsia="Times New Roman" w:hAnsi="Times New Roman" w:cs="Times New Roman"/>
-          <w:b/>
-          <w:bCs/>
-          <w:sz w:val="28"/>
-          <w:szCs w:val="28"/>
-          <w:lang w:eastAsia="uk-UA"/>
-        </w:rPr>
-        <w:t xml:space="preserve">: </w:t>
+        <w:t xml:space="preserve">до практичної роботи №3: </w:t>
       </w:r>
     </w:p>
     <w:p>
@@ -636,13 +592,7 @@
         <w:rPr>
           <w:lang w:val="uk-UA"/>
         </w:rPr>
-        <w:t xml:space="preserve"> пошук максимального елемента. </w:t>
-      </w:r>
-      <w:r>
-        <w:rPr>
-          <w:lang w:val="uk-UA"/>
-        </w:rPr>
-        <w:t>Кілька потоків шукають максимум у різних частинах списку, потім обирається загальний максимум</w:t>
+        <w:t xml:space="preserve"> пошук максимального елемента. Кілька потоків шукають максимум у різних частинах списку, потім обирається загальний максимум</w:t>
       </w:r>
       <w:r>
         <w:rPr>
@@ -682,6 +632,9 @@
         <w:jc w:val="both"/>
       </w:pPr>
       <w:r>
+        <w:rPr>
+          <w:noProof/>
+        </w:rPr>
         <w:drawing>
           <wp:inline distT="0" distB="0" distL="0" distR="0" wp14:anchorId="0C2B9D94" wp14:editId="7B639582">
             <wp:extent cx="6575224" cy="6738257"/>
@@ -722,32 +675,78 @@
     <w:p>
       <w:pPr>
         <w:pStyle w:val="Basic"/>
-        <w:jc w:val="both"/>
-        <w:rPr>
-          <w:b/>
-          <w:bCs/>
-          <w:lang w:val="uk-UA"/>
-        </w:rPr>
-      </w:pPr>
-      <w:r>
-        <w:rPr>
-          <w:b/>
-          <w:bCs/>
-          <w:lang w:val="uk-UA"/>
-        </w:rPr>
-        <w:t>Приклади виконання:</w:t>
-      </w:r>
+        <w:rPr>
+          <w:lang w:val="uk-UA"/>
+        </w:rPr>
+      </w:pPr>
+      <w:r>
+        <w:rPr>
+          <w:b/>
+          <w:bCs/>
+          <w:lang w:val="uk-UA"/>
+        </w:rPr>
+        <w:t xml:space="preserve">Посилання на </w:t>
+      </w:r>
+      <w:r>
+        <w:rPr>
+          <w:b/>
+          <w:bCs/>
+        </w:rPr>
+        <w:t xml:space="preserve">GitHub: </w:t>
+      </w:r>
+      <w:hyperlink r:id="rId8" w:history="1">
+        <w:r>
+          <w:rPr>
+            <w:rStyle w:val="a8"/>
+          </w:rPr>
+          <w:t>https://github.com/</w:t>
+        </w:r>
+        <w:bookmarkStart w:id="0" w:name="_GoBack"/>
+        <w:bookmarkEnd w:id="0"/>
+        <w:r>
+          <w:rPr>
+            <w:rStyle w:val="a8"/>
+          </w:rPr>
+          <w:t>M</w:t>
+        </w:r>
+        <w:r>
+          <w:rPr>
+            <w:rStyle w:val="a8"/>
+          </w:rPr>
+          <w:t>aksymH-1/Architecture_Practice_tasks/blob/main/Practice_3/Var_11_Max_element.py</w:t>
+        </w:r>
+      </w:hyperlink>
     </w:p>
     <w:p>
       <w:pPr>
         <w:pStyle w:val="Basic"/>
         <w:jc w:val="both"/>
         <w:rPr>
-          <w:lang w:val="uk-UA"/>
-        </w:rPr>
-      </w:pPr>
-      <w:r>
-        <w:rPr>
+          <w:b/>
+          <w:bCs/>
+          <w:lang w:val="uk-UA"/>
+        </w:rPr>
+      </w:pPr>
+      <w:r>
+        <w:rPr>
+          <w:b/>
+          <w:bCs/>
+          <w:lang w:val="uk-UA"/>
+        </w:rPr>
+        <w:t>Приклади виконання:</w:t>
+      </w:r>
+    </w:p>
+    <w:p>
+      <w:pPr>
+        <w:pStyle w:val="Basic"/>
+        <w:jc w:val="both"/>
+        <w:rPr>
+          <w:lang w:val="uk-UA"/>
+        </w:rPr>
+      </w:pPr>
+      <w:r>
+        <w:rPr>
+          <w:noProof/>
           <w:lang w:val="uk-UA"/>
         </w:rPr>
         <w:lastRenderedPageBreak/>
@@ -756,55 +755,6 @@
             <wp:extent cx="5648960" cy="2022467"/>
             <wp:effectExtent l="0" t="0" r="0" b="0"/>
             <wp:docPr id="3" name="Рисунок 3"/>
-            <wp:cNvGraphicFramePr>
-              <a:graphicFrameLocks xmlns:a="http://schemas.openxmlformats.org/drawingml/2006/main" noChangeAspect="1"/>
-            </wp:cNvGraphicFramePr>
-            <a:graphic xmlns:a="http://schemas.openxmlformats.org/drawingml/2006/main">
-              <a:graphicData uri="http://schemas.openxmlformats.org/drawingml/2006/picture">
-                <pic:pic xmlns:pic="http://schemas.openxmlformats.org/drawingml/2006/picture">
-                  <pic:nvPicPr>
-                    <pic:cNvPr id="1" name=""/>
-                    <pic:cNvPicPr/>
-                  </pic:nvPicPr>
-                  <pic:blipFill>
-                    <a:blip r:embed="rId8"/>
-                    <a:stretch>
-                      <a:fillRect/>
-                    </a:stretch>
-                  </pic:blipFill>
-                  <pic:spPr>
-                    <a:xfrm>
-                      <a:off x="0" y="0"/>
-                      <a:ext cx="5667124" cy="2028970"/>
-                    </a:xfrm>
-                    <a:prstGeom prst="rect">
-                      <a:avLst/>
-                    </a:prstGeom>
-                  </pic:spPr>
-                </pic:pic>
-              </a:graphicData>
-            </a:graphic>
-          </wp:inline>
-        </w:drawing>
-      </w:r>
-    </w:p>
-    <w:p>
-      <w:pPr>
-        <w:pStyle w:val="Basic"/>
-        <w:jc w:val="both"/>
-        <w:rPr>
-          <w:lang w:val="uk-UA"/>
-        </w:rPr>
-      </w:pPr>
-      <w:r>
-        <w:rPr>
-          <w:lang w:val="uk-UA"/>
-        </w:rPr>
-        <w:drawing>
-          <wp:inline distT="0" distB="0" distL="0" distR="0" wp14:anchorId="0FFFD3E2" wp14:editId="64704F6E">
-            <wp:extent cx="5649113" cy="1952898"/>
-            <wp:effectExtent l="0" t="0" r="0" b="9525"/>
-            <wp:docPr id="4" name="Рисунок 4"/>
             <wp:cNvGraphicFramePr>
               <a:graphicFrameLocks xmlns:a="http://schemas.openxmlformats.org/drawingml/2006/main" noChangeAspect="1"/>
             </wp:cNvGraphicFramePr>
@@ -824,6 +774,56 @@
                   <pic:spPr>
                     <a:xfrm>
                       <a:off x="0" y="0"/>
+                      <a:ext cx="5667124" cy="2028970"/>
+                    </a:xfrm>
+                    <a:prstGeom prst="rect">
+                      <a:avLst/>
+                    </a:prstGeom>
+                  </pic:spPr>
+                </pic:pic>
+              </a:graphicData>
+            </a:graphic>
+          </wp:inline>
+        </w:drawing>
+      </w:r>
+    </w:p>
+    <w:p>
+      <w:pPr>
+        <w:pStyle w:val="Basic"/>
+        <w:jc w:val="both"/>
+        <w:rPr>
+          <w:lang w:val="uk-UA"/>
+        </w:rPr>
+      </w:pPr>
+      <w:r>
+        <w:rPr>
+          <w:noProof/>
+          <w:lang w:val="uk-UA"/>
+        </w:rPr>
+        <w:drawing>
+          <wp:inline distT="0" distB="0" distL="0" distR="0" wp14:anchorId="0FFFD3E2" wp14:editId="64704F6E">
+            <wp:extent cx="5649113" cy="1952898"/>
+            <wp:effectExtent l="0" t="0" r="0" b="9525"/>
+            <wp:docPr id="4" name="Рисунок 4"/>
+            <wp:cNvGraphicFramePr>
+              <a:graphicFrameLocks xmlns:a="http://schemas.openxmlformats.org/drawingml/2006/main" noChangeAspect="1"/>
+            </wp:cNvGraphicFramePr>
+            <a:graphic xmlns:a="http://schemas.openxmlformats.org/drawingml/2006/main">
+              <a:graphicData uri="http://schemas.openxmlformats.org/drawingml/2006/picture">
+                <pic:pic xmlns:pic="http://schemas.openxmlformats.org/drawingml/2006/picture">
+                  <pic:nvPicPr>
+                    <pic:cNvPr id="1" name=""/>
+                    <pic:cNvPicPr/>
+                  </pic:nvPicPr>
+                  <pic:blipFill>
+                    <a:blip r:embed="rId10"/>
+                    <a:stretch>
+                      <a:fillRect/>
+                    </a:stretch>
+                  </pic:blipFill>
+                  <pic:spPr>
+                    <a:xfrm>
+                      <a:off x="0" y="0"/>
                       <a:ext cx="5649113" cy="1952898"/>
                     </a:xfrm>
                     <a:prstGeom prst="rect">
@@ -965,11 +965,9 @@
         </w:rPr>
         <w:t>() та блокування гарантує швидке отримання коректного фінального результату при спільній роботі потоків.</w:t>
       </w:r>
-      <w:bookmarkStart w:id="0" w:name="_GoBack"/>
-      <w:bookmarkEnd w:id="0"/>
     </w:p>
     <w:sectPr>
-      <w:footerReference w:type="first" r:id="rId10"/>
+      <w:footerReference w:type="first" r:id="rId11"/>
       <w:pgSz w:w="11906" w:h="16838"/>
       <w:pgMar w:top="850" w:right="850" w:bottom="850" w:left="1417" w:header="708" w:footer="708" w:gutter="0"/>
       <w:cols w:space="708"/>
@@ -1450,6 +1448,7 @@
   <w:style w:type="character" w:default="1" w:styleId="a0">
     <w:name w:val="Default Paragraph Font"/>
     <w:uiPriority w:val="1"/>
+    <w:semiHidden/>
     <w:unhideWhenUsed/>
   </w:style>
   <w:style w:type="table" w:default="1" w:styleId="a1">
@@ -1551,6 +1550,41 @@
     <w:rPr>
       <w:b/>
       <w:bCs/>
+    </w:rPr>
+  </w:style>
+  <w:style w:type="character" w:styleId="a8">
+    <w:name w:val="Hyperlink"/>
+    <w:basedOn w:val="a0"/>
+    <w:uiPriority w:val="99"/>
+    <w:unhideWhenUsed/>
+    <w:rsid w:val="009E5AFB"/>
+    <w:rPr>
+      <w:color w:val="0563C1" w:themeColor="hyperlink"/>
+      <w:u w:val="single"/>
+    </w:rPr>
+  </w:style>
+  <w:style w:type="character" w:styleId="a9">
+    <w:name w:val="Unresolved Mention"/>
+    <w:basedOn w:val="a0"/>
+    <w:uiPriority w:val="99"/>
+    <w:semiHidden/>
+    <w:unhideWhenUsed/>
+    <w:rsid w:val="009E5AFB"/>
+    <w:rPr>
+      <w:color w:val="605E5C"/>
+      <w:shd w:val="clear" w:color="auto" w:fill="E1DFDD"/>
+    </w:rPr>
+  </w:style>
+  <w:style w:type="character" w:styleId="aa">
+    <w:name w:val="FollowedHyperlink"/>
+    <w:basedOn w:val="a0"/>
+    <w:uiPriority w:val="99"/>
+    <w:semiHidden/>
+    <w:unhideWhenUsed/>
+    <w:rsid w:val="009E5AFB"/>
+    <w:rPr>
+      <w:color w:val="954F72" w:themeColor="followedHyperlink"/>
+      <w:u w:val="single"/>
     </w:rPr>
   </w:style>
 </w:styles>
